--- a/documentos_operativos/plantillas/RECIBO_SEPARACION_CUPO.docx
+++ b/documentos_operativos/plantillas/RECIBO_SEPARACION_CUPO.docx
@@ -515,7 +515,7 @@
           <w:b w:val="0"/>
           <w:sz w:val="20"/>
         </w:rPr>
-        <w:t>La matrícula se FORMALIZA en la sede con la firma del contrato de matrícula y la sesión de ubicación realizada. Este recibo no constituye matrícula.</w:t>
+        <w:t>La aceptación de este recibo por mensaje de datos (WhatsApp o correo, con copia de la cédula) tiene plena validez como separación del cupo (Ley 527 de 1999). La matrícula se FORMALIZA en la sede con la firma del contrato de matrícula y la sesión de ubicación realizada; este recibo no constituye matrícula.</w:t>
       </w:r>
     </w:p>
     <w:p>

--- a/documentos_operativos/plantillas/RECIBO_SEPARACION_CUPO.docx
+++ b/documentos_operativos/plantillas/RECIBO_SEPARACION_CUPO.docx
@@ -515,7 +515,7 @@
           <w:b w:val="0"/>
           <w:sz w:val="20"/>
         </w:rPr>
-        <w:t>La aceptación de este recibo por mensaje de datos (WhatsApp o correo, con copia de la cédula) tiene plena validez como separación del cupo (Ley 527 de 1999). La matrícula se FORMALIZA en la sede con la firma del contrato de matrícula y la sesión de ubicación realizada; este recibo no constituye matrícula.</w:t>
+        <w:t>La aceptación de este recibo por mensaje de datos (WhatsApp o correo, con copia de la cédula y comprobante del pago) tiene plena validez como separación del cupo (Ley 527 de 1999). La matrícula se FORMALIZA en la sede con la firma del contrato de matrícula y la sesión de ubicación realizada; este recibo no constituye matrícula.</w:t>
       </w:r>
     </w:p>
     <w:p>
